--- a/Инструкция_защиты.docx
+++ b/Инструкция_защиты.docx
@@ -206,7 +206,7 @@
         <w:spacing w:after="40"/>
       </w:pPr>
       <w:r>
-        <w:t>Открыть PowerPoint → пролистать все 15 слайдов, убедиться, что текст и картинки на месте.</w:t>
+        <w:t>Открыть PowerPoint → пролистать все 17 слайдов, убедиться, что текст и картинки на месте.</w:t>
       </w:r>
     </w:p>
     <w:p>
@@ -215,7 +215,7 @@
         <w:spacing w:after="40"/>
       </w:pPr>
       <w:r>
-        <w:t>Проверить анимации и переходы: Morph между слайдами 8→9, 10→11, 12→13.</w:t>
+        <w:t>Проверить анимации и переходы: Morph между слайдами 10→11, 13→14, 15→16.</w:t>
       </w:r>
     </w:p>
     <w:p>

--- a/Инструкция_защиты.docx
+++ b/Инструкция_защиты.docx
@@ -76,7 +76,7 @@
         <w:spacing w:after="40"/>
       </w:pPr>
       <w:r>
-        <w:t>Konceptsiya_schastya.pptx — основная версия с анимациями;</w:t>
+        <w:t>Концепция_счастья.pptx — основная версия с анимациями;</w:t>
       </w:r>
     </w:p>
     <w:p>
@@ -85,7 +85,7 @@
         <w:spacing w:after="40"/>
       </w:pPr>
       <w:r>
-        <w:t>Konceptsiya_schastya_static.pptx — без анимаций (старый PowerPoint);</w:t>
+        <w:t>Концепция_счастья_без_анимаций.pptx — без анимаций (старый PowerPoint);</w:t>
       </w:r>
     </w:p>
     <w:p>
@@ -94,7 +94,7 @@
         <w:spacing w:after="40"/>
       </w:pPr>
       <w:r>
-        <w:t>Konceptsiya_schastya_highcontrast.pptx — повышенный контраст (яркая аудитория);</w:t>
+        <w:t>Концепция_счастья_контрастная.pptx — повышенный контраст (яркая аудитория);</w:t>
       </w:r>
     </w:p>
     <w:p>
@@ -103,7 +103,7 @@
         <w:spacing w:after="40"/>
       </w:pPr>
       <w:r>
-        <w:t>Konceptsiya_schastya.pdf — универсальная подстраховка;</w:t>
+        <w:t>Концепция_счастья.pdf — универсальная подстраховка;</w:t>
       </w:r>
     </w:p>
     <w:p>
@@ -112,7 +112,15 @@
         <w:spacing w:after="40"/>
       </w:pPr>
       <w:r>
-        <w:t>Konceptsiya_schastya_slideshow.mp4 — видео-версия;</w:t>
+        <w:t>Концепция_счастья_видео.mp4 — видео-версия;</w:t>
+      </w:r>
+    </w:p>
+    <w:p>
+      <w:pPr>
+        <w:pStyle w:val="ListNumber"/>
+      </w:pPr>
+      <w:r>
+        <w:t>Концепция_счастья_один_лист.pdf — все 17 слайдов на одном листе A4;</w:t>
       </w:r>
     </w:p>
     <w:p>
@@ -121,7 +129,7 @@
         <w:spacing w:after="40"/>
       </w:pPr>
       <w:r>
-        <w:t>Konceptsiya_schastya.html — HTML-версия (любой браузер);</w:t>
+        <w:t>Концепция_счастья.html — HTML-версия (любой браузер);</w:t>
       </w:r>
     </w:p>
     <w:p>
@@ -130,7 +138,7 @@
         <w:spacing w:after="40"/>
       </w:pPr>
       <w:r>
-        <w:t>Речь_доклада.docx и Возможные_вопросы.docx — речь и вопросы комиссии.</w:t>
+        <w:t>Речь_доклада.docx, Возможные_вопросы.docx и Инструкция_защиты.docx — речь, вопросы комиссии и эта инструкция.</w:t>
       </w:r>
     </w:p>
     <w:p>
@@ -197,7 +205,7 @@
         <w:spacing w:after="40"/>
       </w:pPr>
       <w:r>
-        <w:t>Открыть браузер → облако или GitHub → скачать основной файл Konceptsiya_schastya.pptx.</w:t>
+        <w:t>Открыть браузер → облако или GitHub → скачать основной файл Концепция_счастья.pptx.</w:t>
       </w:r>
     </w:p>
     <w:p>
@@ -373,6 +381,14 @@
     <w:p>
       <w:pPr>
         <w:pStyle w:val="ListNumber"/>
+      </w:pPr>
+      <w:r>
+        <w:t>Концепция_счастья_один_лист.pdf — распечатка одним листом (если нужен раздаточный материал).</w:t>
+      </w:r>
+    </w:p>
+    <w:p>
+      <w:pPr>
+        <w:pStyle w:val="ListNumber"/>
         <w:spacing w:after="40"/>
       </w:pPr>
       <w:r>
@@ -535,7 +551,7 @@
           </w:tcPr>
           <w:p>
             <w:r>
-              <w:t>Konceptsiya_schastya_static.pptx</w:t>
+              <w:t>Концепция_счастья_без_анимаций.pptx</w:t>
             </w:r>
           </w:p>
         </w:tc>
@@ -557,7 +573,7 @@
           </w:tcPr>
           <w:p>
             <w:r>
-              <w:t>Konceptsiya_schastya_highcontrast.pptx</w:t>
+              <w:t>Концепция_счастья_контрастная.pptx</w:t>
             </w:r>
           </w:p>
         </w:tc>
@@ -579,7 +595,7 @@
           </w:tcPr>
           <w:p>
             <w:r>
-              <w:t>Konceptsiya_schastya.pdf</w:t>
+              <w:t>Концепция_счастья.pdf</w:t>
             </w:r>
           </w:p>
         </w:tc>
@@ -601,7 +617,7 @@
           </w:tcPr>
           <w:p>
             <w:r>
-              <w:t>Konceptsiya_schastya_slideshow.mp4</w:t>
+              <w:t>Концепция_счастья_видео.mp4</w:t>
             </w:r>
           </w:p>
         </w:tc>
@@ -623,7 +639,7 @@
           </w:tcPr>
           <w:p>
             <w:r>
-              <w:t>Konceptsiya_schastya.html (браузер)</w:t>
+              <w:t>Концепция_счастья.html (браузер)</w:t>
             </w:r>
           </w:p>
         </w:tc>
